--- a/document_templates/Contracts-deferral/individual_business/with_pledge/contract_individual_business_with_pledge.docx
+++ b/document_templates/Contracts-deferral/individual_business/with_pledge/contract_individual_business_with_pledge.docx
@@ -177,8 +177,10 @@
           <w:szCs w:val="24"/>
           <w:highlight w:val="none"/>
         </w:rPr>
-        <w:t>Mélaine Marcel Séraphin DIGBE</w:t>
-      </w:r>
+        <w:t>Pascal KOVE</w:t>
+      </w:r>
+      <w:bookmarkStart w:id="6" w:name="_GoBack"/>
+      <w:bookmarkEnd w:id="6"/>
       <w:r>
         <w:rPr>
           <w:rFonts w:hint="default" w:ascii="Times New Roman" w:hAnsi="Times New Roman" w:cs="Times New Roman"/>
@@ -1224,8 +1226,6 @@
         </w:rPr>
         <w:t>.number_deferred} mois</w:t>
       </w:r>
-      <w:bookmarkStart w:id="6" w:name="_GoBack"/>
-      <w:bookmarkEnd w:id="6"/>
     </w:p>
     <w:p>
       <w:pPr>

--- a/document_templates/Contracts-deferral/individual_business/with_pledge/contract_individual_business_with_pledge.docx
+++ b/document_templates/Contracts-deferral/individual_business/with_pledge/contract_individual_business_with_pledge.docx
@@ -130,7 +130,7 @@
           <w:sz w:val="24"/>
           <w:szCs w:val="24"/>
           <w:highlight w:val="none"/>
-          <w:lang w:eastAsia="en-US"/>
+          <w:lang w:val="en-US" w:eastAsia="en-US"/>
         </w:rPr>
       </w:pPr>
       <w:r>
@@ -179,8 +179,6 @@
         </w:rPr>
         <w:t>Pascal KOVE</w:t>
       </w:r>
-      <w:bookmarkStart w:id="6" w:name="_GoBack"/>
-      <w:bookmarkEnd w:id="6"/>
       <w:r>
         <w:rPr>
           <w:rFonts w:hint="default" w:ascii="Times New Roman" w:hAnsi="Times New Roman" w:cs="Times New Roman"/>
@@ -289,18 +287,22 @@
           <w:szCs w:val="24"/>
           <w:highlight w:val="none"/>
         </w:rPr>
-        <w:t>vertu d’un acte reçu par Me Afiavi S. do REGO-d’Almeida, Notaire à Lomé, en date du 19 Août 2022</w:t>
-      </w:r>
-      <w:r>
-        <w:rPr>
-          <w:rFonts w:hint="default" w:ascii="Times New Roman" w:hAnsi="Times New Roman" w:eastAsia="Calibri" w:cs="Times New Roman"/>
-          <w:sz w:val="24"/>
-          <w:szCs w:val="24"/>
-          <w:highlight w:val="none"/>
-          <w:lang w:eastAsia="en-US"/>
+        <w:t>vertu d’un acte reçu par Me Afiavi S. do REGO-d’Almeida, Notaire à Lomé</w:t>
+      </w:r>
+      <w:r>
+        <w:rPr>
+          <w:rFonts w:hint="default" w:cs="Times New Roman"/>
+          <w:bCs/>
+          <w:iCs/>
+          <w:sz w:val="24"/>
+          <w:szCs w:val="24"/>
+          <w:highlight w:val="none"/>
+          <w:lang w:val="en-US"/>
         </w:rPr>
         <w:t>,</w:t>
       </w:r>
+      <w:bookmarkStart w:id="6" w:name="_GoBack"/>
+      <w:bookmarkEnd w:id="6"/>
     </w:p>
     <w:p>
       <w:pPr>

--- a/document_templates/Contracts-deferral/individual_business/with_pledge/contract_individual_business_with_pledge.docx
+++ b/document_templates/Contracts-deferral/individual_business/with_pledge/contract_individual_business_with_pledge.docx
@@ -301,8 +301,6 @@
         </w:rPr>
         <w:t>,</w:t>
       </w:r>
-      <w:bookmarkStart w:id="6" w:name="_GoBack"/>
-      <w:bookmarkEnd w:id="6"/>
     </w:p>
     <w:p>
       <w:pPr>
@@ -1851,23 +1849,42 @@
         </w:rPr>
         <w:tab/>
       </w:r>
-      <w:r>
-        <w:rPr>
-          <w:rFonts w:hint="default" w:ascii="Times New Roman" w:hAnsi="Times New Roman" w:cs="Times New Roman"/>
-          <w:b/>
-          <w:sz w:val="24"/>
-          <w:szCs w:val="24"/>
-        </w:rPr>
-        <w:t>Prime d’assurance</w:t>
-      </w:r>
-      <w:r>
-        <w:rPr>
-          <w:rFonts w:hint="default" w:ascii="Times New Roman" w:hAnsi="Times New Roman" w:cs="Times New Roman"/>
-          <w:b/>
-          <w:sz w:val="24"/>
-          <w:szCs w:val="24"/>
-          <w:shd w:val="clear" w:fill="auto"/>
-          <w:lang w:val="en-US"/>
+      <w:bookmarkStart w:id="6" w:name="_GoBack"/>
+      <w:bookmarkEnd w:id="6"/>
+      <w:r>
+        <w:rPr>
+          <w:rFonts w:hint="default" w:ascii="Times New Roman" w:hAnsi="Times New Roman" w:cs="Times New Roman"/>
+          <w:b/>
+          <w:sz w:val="24"/>
+          <w:szCs w:val="24"/>
+        </w:rPr>
+        <w:t>${insurance}</w:t>
+      </w:r>
+    </w:p>
+    <w:p>
+      <w:pPr>
+        <w:tabs>
+          <w:tab w:val="left" w:pos="708"/>
+          <w:tab w:val="left" w:pos="1416"/>
+          <w:tab w:val="left" w:pos="2124"/>
+          <w:tab w:val="left" w:pos="2748"/>
+          <w:tab w:val="left" w:pos="3708"/>
+        </w:tabs>
+        <w:spacing w:line="240" w:lineRule="auto"/>
+        <w:jc w:val="both"/>
+        <w:rPr>
+          <w:rFonts w:hint="default" w:ascii="Times New Roman" w:hAnsi="Times New Roman" w:cs="Times New Roman"/>
+          <w:b/>
+          <w:sz w:val="24"/>
+          <w:szCs w:val="24"/>
+        </w:rPr>
+      </w:pPr>
+      <w:r>
+        <w:rPr>
+          <w:rFonts w:hint="default" w:ascii="Times New Roman" w:hAnsi="Times New Roman" w:cs="Times New Roman"/>
+          <w:b/>
+          <w:sz w:val="24"/>
+          <w:szCs w:val="24"/>
         </w:rPr>
         <w:tab/>
       </w:r>
@@ -1877,8 +1894,15 @@
           <w:b/>
           <w:sz w:val="24"/>
           <w:szCs w:val="24"/>
-          <w:shd w:val="clear" w:fill="auto"/>
-          <w:lang w:val="en-US"/>
+        </w:rPr>
+        <w:t xml:space="preserve">${key} </w:t>
+      </w:r>
+      <w:r>
+        <w:rPr>
+          <w:rFonts w:hint="default" w:ascii="Times New Roman" w:hAnsi="Times New Roman" w:cs="Times New Roman"/>
+          <w:b/>
+          <w:sz w:val="24"/>
+          <w:szCs w:val="24"/>
         </w:rPr>
         <w:tab/>
       </w:r>
@@ -1888,8 +1912,6 @@
           <w:b/>
           <w:sz w:val="24"/>
           <w:szCs w:val="24"/>
-          <w:shd w:val="clear" w:fill="auto"/>
-          <w:lang w:val="en-US"/>
         </w:rPr>
         <w:tab/>
       </w:r>
@@ -1900,26 +1922,53 @@
           <w:sz w:val="24"/>
           <w:szCs w:val="24"/>
         </w:rPr>
-        <w:t xml:space="preserve">: </w:t>
-      </w:r>
-      <w:r>
-        <w:rPr>
-          <w:rFonts w:hint="default" w:ascii="Times New Roman" w:hAnsi="Times New Roman" w:cs="Times New Roman"/>
-          <w:b/>
-          <w:sz w:val="24"/>
-          <w:szCs w:val="24"/>
-          <w:lang w:val="en-US"/>
-        </w:rPr>
-        <w:t>S</w:t>
-      </w:r>
-      <w:r>
-        <w:rPr>
-          <w:rFonts w:hint="default" w:ascii="Times New Roman" w:hAnsi="Times New Roman" w:cs="Times New Roman"/>
-          <w:b/>
-          <w:sz w:val="24"/>
-          <w:szCs w:val="24"/>
-        </w:rPr>
-        <w:t>elon la grille de l’assureur</w:t>
+        <w:tab/>
+      </w:r>
+      <w:r>
+        <w:rPr>
+          <w:rFonts w:hint="default" w:ascii="Times New Roman" w:hAnsi="Times New Roman" w:cs="Times New Roman"/>
+          <w:b/>
+          <w:sz w:val="24"/>
+          <w:szCs w:val="24"/>
+        </w:rPr>
+        <w:t>:  ${value}</w:t>
+      </w:r>
+    </w:p>
+    <w:p>
+      <w:pPr>
+        <w:tabs>
+          <w:tab w:val="left" w:pos="708"/>
+          <w:tab w:val="left" w:pos="1416"/>
+          <w:tab w:val="left" w:pos="2124"/>
+          <w:tab w:val="left" w:pos="2748"/>
+          <w:tab w:val="left" w:pos="3708"/>
+        </w:tabs>
+        <w:spacing w:line="240" w:lineRule="auto"/>
+        <w:jc w:val="both"/>
+        <w:rPr>
+          <w:rFonts w:hint="default" w:ascii="Times New Roman" w:hAnsi="Times New Roman" w:cs="Times New Roman"/>
+          <w:b/>
+          <w:sz w:val="24"/>
+          <w:szCs w:val="24"/>
+        </w:rPr>
+      </w:pPr>
+      <w:r>
+        <w:rPr>
+          <w:rFonts w:hint="default" w:ascii="Times New Roman" w:hAnsi="Times New Roman" w:cs="Times New Roman"/>
+          <w:b/>
+          <w:sz w:val="24"/>
+          <w:szCs w:val="24"/>
+        </w:rPr>
+        <w:tab/>
+      </w:r>
+      <w:r>
+        <w:rPr>
+          <w:rFonts w:hint="default" w:ascii="Times New Roman" w:hAnsi="Times New Roman" w:cs="Times New Roman"/>
+          <w:b/>
+          <w:sz w:val="24"/>
+          <w:szCs w:val="24"/>
+        </w:rPr>
+        <w:t>${/insurance}</w:t>
       </w:r>
     </w:p>
     <w:p>

--- a/document_templates/Contracts-deferral/individual_business/with_pledge/contract_individual_business_with_pledge.docx
+++ b/document_templates/Contracts-deferral/individual_business/with_pledge/contract_individual_business_with_pledge.docx
@@ -1837,6 +1837,7 @@
           <w:b/>
           <w:sz w:val="24"/>
           <w:szCs w:val="24"/>
+          <w:lang w:val="en-US"/>
         </w:rPr>
       </w:pPr>
       <w:r>
@@ -1849,14 +1850,13 @@
         </w:rPr>
         <w:tab/>
       </w:r>
-      <w:bookmarkStart w:id="6" w:name="_GoBack"/>
-      <w:bookmarkEnd w:id="6"/>
-      <w:r>
-        <w:rPr>
-          <w:rFonts w:hint="default" w:ascii="Times New Roman" w:hAnsi="Times New Roman" w:cs="Times New Roman"/>
-          <w:b/>
-          <w:sz w:val="24"/>
-          <w:szCs w:val="24"/>
+      <w:r>
+        <w:rPr>
+          <w:rFonts w:hint="default" w:ascii="Times New Roman" w:hAnsi="Times New Roman" w:cs="Times New Roman"/>
+          <w:b/>
+          <w:sz w:val="24"/>
+          <w:szCs w:val="24"/>
+          <w:lang w:val="en-US"/>
         </w:rPr>
         <w:t>${insurance}</w:t>
       </w:r>
@@ -1877,14 +1877,16 @@
           <w:b/>
           <w:sz w:val="24"/>
           <w:szCs w:val="24"/>
-        </w:rPr>
-      </w:pPr>
-      <w:r>
-        <w:rPr>
-          <w:rFonts w:hint="default" w:ascii="Times New Roman" w:hAnsi="Times New Roman" w:cs="Times New Roman"/>
-          <w:b/>
-          <w:sz w:val="24"/>
-          <w:szCs w:val="24"/>
+          <w:lang w:val="en-US"/>
+        </w:rPr>
+      </w:pPr>
+      <w:r>
+        <w:rPr>
+          <w:rFonts w:hint="default" w:ascii="Times New Roman" w:hAnsi="Times New Roman" w:cs="Times New Roman"/>
+          <w:b/>
+          <w:sz w:val="24"/>
+          <w:szCs w:val="24"/>
+          <w:lang w:val="en-US"/>
         </w:rPr>
         <w:tab/>
       </w:r>
@@ -1894,6 +1896,7 @@
           <w:b/>
           <w:sz w:val="24"/>
           <w:szCs w:val="24"/>
+          <w:lang w:val="en-US"/>
         </w:rPr>
         <w:t xml:space="preserve">${key} </w:t>
       </w:r>
@@ -1903,6 +1906,7 @@
           <w:b/>
           <w:sz w:val="24"/>
           <w:szCs w:val="24"/>
+          <w:lang w:val="en-US"/>
         </w:rPr>
         <w:tab/>
       </w:r>
@@ -1912,6 +1916,7 @@
           <w:b/>
           <w:sz w:val="24"/>
           <w:szCs w:val="24"/>
+          <w:lang w:val="en-US"/>
         </w:rPr>
         <w:tab/>
       </w:r>
@@ -1921,6 +1926,7 @@
           <w:b/>
           <w:sz w:val="24"/>
           <w:szCs w:val="24"/>
+          <w:lang w:val="en-US"/>
         </w:rPr>
         <w:tab/>
       </w:r>
@@ -1930,8 +1936,21 @@
           <w:b/>
           <w:sz w:val="24"/>
           <w:szCs w:val="24"/>
-        </w:rPr>
-        <w:t>:  ${value}</w:t>
+          <w:lang w:val="en-US"/>
+        </w:rPr>
+        <w:t xml:space="preserve">: </w:t>
+      </w:r>
+      <w:bookmarkStart w:id="6" w:name="_GoBack"/>
+      <w:bookmarkEnd w:id="6"/>
+      <w:r>
+        <w:rPr>
+          <w:rFonts w:hint="default" w:ascii="Times New Roman" w:hAnsi="Times New Roman" w:cs="Times New Roman"/>
+          <w:b/>
+          <w:sz w:val="24"/>
+          <w:szCs w:val="24"/>
+          <w:lang w:val="en-US"/>
+        </w:rPr>
+        <w:t>${value}</w:t>
       </w:r>
     </w:p>
     <w:p>
@@ -1944,20 +1963,21 @@
           <w:tab w:val="left" w:pos="3708"/>
         </w:tabs>
         <w:spacing w:line="240" w:lineRule="auto"/>
-        <w:jc w:val="both"/>
-        <w:rPr>
-          <w:rFonts w:hint="default" w:ascii="Times New Roman" w:hAnsi="Times New Roman" w:cs="Times New Roman"/>
-          <w:b/>
-          <w:sz w:val="24"/>
-          <w:szCs w:val="24"/>
-        </w:rPr>
-      </w:pPr>
-      <w:r>
-        <w:rPr>
-          <w:rFonts w:hint="default" w:ascii="Times New Roman" w:hAnsi="Times New Roman" w:cs="Times New Roman"/>
-          <w:b/>
-          <w:sz w:val="24"/>
-          <w:szCs w:val="24"/>
+        <w:rPr>
+          <w:rFonts w:hint="default" w:ascii="Times New Roman" w:hAnsi="Times New Roman" w:cs="Times New Roman"/>
+          <w:b/>
+          <w:sz w:val="24"/>
+          <w:szCs w:val="24"/>
+          <w:lang w:val="en-US"/>
+        </w:rPr>
+      </w:pPr>
+      <w:r>
+        <w:rPr>
+          <w:rFonts w:hint="default" w:ascii="Times New Roman" w:hAnsi="Times New Roman" w:cs="Times New Roman"/>
+          <w:b/>
+          <w:sz w:val="24"/>
+          <w:szCs w:val="24"/>
+          <w:lang w:val="en-US"/>
         </w:rPr>
         <w:tab/>
       </w:r>
@@ -1967,6 +1987,7 @@
           <w:b/>
           <w:sz w:val="24"/>
           <w:szCs w:val="24"/>
+          <w:lang w:val="en-US"/>
         </w:rPr>
         <w:t>${/insurance}</w:t>
       </w:r>
@@ -1981,25 +2002,14 @@
           <w:tab w:val="left" w:pos="3708"/>
         </w:tabs>
         <w:spacing w:line="240" w:lineRule="auto"/>
-        <w:jc w:val="both"/>
-        <w:rPr>
-          <w:rFonts w:hint="default" w:cs="Times New Roman"/>
-          <w:b/>
-          <w:sz w:val="24"/>
-          <w:szCs w:val="24"/>
-          <w:lang w:val="en-US"/>
-        </w:rPr>
-      </w:pPr>
-      <w:r>
-        <w:rPr>
-          <w:rFonts w:hint="default" w:cs="Times New Roman"/>
-          <w:b/>
-          <w:sz w:val="24"/>
-          <w:szCs w:val="24"/>
-          <w:lang w:val="en-US"/>
-        </w:rPr>
-        <w:tab/>
-      </w:r>
+        <w:rPr>
+          <w:rFonts w:hint="default" w:ascii="Times New Roman" w:hAnsi="Times New Roman" w:cs="Times New Roman"/>
+          <w:b/>
+          <w:sz w:val="24"/>
+          <w:szCs w:val="24"/>
+          <w:lang w:val="en-US"/>
+        </w:rPr>
+      </w:pPr>
     </w:p>
     <w:p>
       <w:pPr>
@@ -2022,11 +2032,10 @@
       </w:pPr>
       <w:r>
         <w:rPr>
-          <w:rFonts w:hint="default" w:cs="Times New Roman"/>
-          <w:b/>
-          <w:sz w:val="24"/>
-          <w:szCs w:val="24"/>
-          <w:highlight w:val="none"/>
+          <w:rFonts w:hint="default" w:ascii="Times New Roman" w:hAnsi="Times New Roman" w:cs="Times New Roman"/>
+          <w:b/>
+          <w:sz w:val="24"/>
+          <w:szCs w:val="24"/>
           <w:lang w:val="en-US"/>
         </w:rPr>
         <w:tab/>
@@ -2039,37 +2048,7 @@
           <w:szCs w:val="24"/>
           <w:lang w:val="en-US"/>
         </w:rPr>
-        <w:t>${line_risk_premium_percentage}</w:t>
-      </w:r>
-      <w:r>
-        <w:rPr>
-          <w:rFonts w:hint="default" w:ascii="Times New Roman" w:hAnsi="Times New Roman" w:cs="Times New Roman"/>
-          <w:b/>
-          <w:sz w:val="24"/>
-          <w:szCs w:val="24"/>
-          <w:lang w:val="en-US"/>
-        </w:rPr>
-        <w:tab/>
-      </w:r>
-      <w:r>
-        <w:rPr>
-          <w:rFonts w:hint="default" w:ascii="Times New Roman" w:hAnsi="Times New Roman" w:cs="Times New Roman"/>
-          <w:b/>
-          <w:sz w:val="24"/>
-          <w:szCs w:val="24"/>
-          <w:lang w:val="en-US"/>
-        </w:rPr>
-        <w:tab/>
-      </w:r>
-      <w:r>
-        <w:rPr>
-          <w:rFonts w:hint="default" w:ascii="Times New Roman" w:hAnsi="Times New Roman" w:cs="Times New Roman"/>
-          <w:b/>
-          <w:sz w:val="24"/>
-          <w:szCs w:val="24"/>
-          <w:lang w:val="en-US"/>
-        </w:rPr>
-        <w:t>${line_risk_premium_percentage_value}</w:t>
+        <w:t>${riskPremiumPercentage}</w:t>
       </w:r>
     </w:p>
     <w:p>
@@ -2101,6 +2080,46 @@
         </w:rPr>
         <w:tab/>
       </w:r>
+      <w:r>
+        <w:rPr>
+          <w:rFonts w:hint="default" w:ascii="Times New Roman" w:hAnsi="Times New Roman" w:cs="Times New Roman"/>
+          <w:b/>
+          <w:sz w:val="24"/>
+          <w:szCs w:val="24"/>
+          <w:lang w:val="en-US"/>
+        </w:rPr>
+        <w:t xml:space="preserve">${key} </w:t>
+      </w:r>
+      <w:r>
+        <w:rPr>
+          <w:rFonts w:hint="default" w:ascii="Times New Roman" w:hAnsi="Times New Roman" w:cs="Times New Roman"/>
+          <w:b/>
+          <w:sz w:val="24"/>
+          <w:szCs w:val="24"/>
+          <w:lang w:val="en-US"/>
+        </w:rPr>
+        <w:tab/>
+      </w:r>
+      <w:r>
+        <w:rPr>
+          <w:rFonts w:hint="default" w:ascii="Times New Roman" w:hAnsi="Times New Roman" w:cs="Times New Roman"/>
+          <w:b/>
+          <w:sz w:val="24"/>
+          <w:szCs w:val="24"/>
+          <w:lang w:val="en-US"/>
+        </w:rPr>
+        <w:tab/>
+      </w:r>
+      <w:r>
+        <w:rPr>
+          <w:rFonts w:hint="default" w:ascii="Times New Roman" w:hAnsi="Times New Roman" w:cs="Times New Roman"/>
+          <w:b/>
+          <w:sz w:val="24"/>
+          <w:szCs w:val="24"/>
+          <w:lang w:val="en-US"/>
+        </w:rPr>
+        <w:t>: ${value}</w:t>
+      </w:r>
     </w:p>
     <w:p>
       <w:pPr>
@@ -2112,19 +2131,17 @@
           <w:tab w:val="left" w:pos="3708"/>
         </w:tabs>
         <w:spacing w:line="240" w:lineRule="auto"/>
-        <w:jc w:val="both"/>
-        <w:rPr>
-          <w:rFonts w:hint="default" w:ascii="Times New Roman" w:hAnsi="Times New Roman" w:cs="Times New Roman"/>
-          <w:b/>
-          <w:sz w:val="24"/>
-          <w:szCs w:val="24"/>
-          <w:highlight w:val="none"/>
-          <w:lang w:val="en-US"/>
-        </w:rPr>
-      </w:pPr>
-      <w:r>
-        <w:rPr>
-          <w:rFonts w:hint="default" w:cs="Times New Roman"/>
+        <w:rPr>
+          <w:rFonts w:hint="default" w:ascii="Times New Roman" w:hAnsi="Times New Roman" w:cs="Times New Roman"/>
+          <w:b/>
+          <w:sz w:val="24"/>
+          <w:szCs w:val="24"/>
+          <w:lang w:val="en-US"/>
+        </w:rPr>
+      </w:pPr>
+      <w:r>
+        <w:rPr>
+          <w:rFonts w:hint="default" w:ascii="Times New Roman" w:hAnsi="Times New Roman" w:cs="Times New Roman"/>
           <w:b/>
           <w:sz w:val="24"/>
           <w:szCs w:val="24"/>
@@ -2138,18 +2155,56 @@
           <w:b/>
           <w:sz w:val="24"/>
           <w:szCs w:val="24"/>
-          <w:shd w:val="clear" w:fill="auto"/>
-          <w:lang w:val="en-US"/>
-        </w:rPr>
-        <w:t>${line_review_bonus}</w:t>
-      </w:r>
-      <w:r>
-        <w:rPr>
-          <w:rFonts w:hint="default" w:ascii="Times New Roman" w:hAnsi="Times New Roman" w:cs="Times New Roman"/>
-          <w:b/>
-          <w:sz w:val="24"/>
-          <w:szCs w:val="24"/>
-          <w:shd w:val="clear" w:fill="auto"/>
+          <w:lang w:val="en-US"/>
+        </w:rPr>
+        <w:t>${/riskPremiumPercentage}</w:t>
+      </w:r>
+    </w:p>
+    <w:p>
+      <w:pPr>
+        <w:tabs>
+          <w:tab w:val="left" w:pos="708"/>
+          <w:tab w:val="left" w:pos="1416"/>
+          <w:tab w:val="left" w:pos="2124"/>
+          <w:tab w:val="left" w:pos="2748"/>
+          <w:tab w:val="left" w:pos="3708"/>
+        </w:tabs>
+        <w:spacing w:line="240" w:lineRule="auto"/>
+        <w:jc w:val="both"/>
+        <w:rPr>
+          <w:rFonts w:hint="default" w:ascii="Times New Roman" w:hAnsi="Times New Roman" w:cs="Times New Roman"/>
+          <w:b/>
+          <w:sz w:val="24"/>
+          <w:szCs w:val="24"/>
+          <w:lang w:val="en-US"/>
+        </w:rPr>
+      </w:pPr>
+    </w:p>
+    <w:p>
+      <w:pPr>
+        <w:tabs>
+          <w:tab w:val="left" w:pos="708"/>
+          <w:tab w:val="left" w:pos="1416"/>
+          <w:tab w:val="left" w:pos="2124"/>
+          <w:tab w:val="left" w:pos="2748"/>
+          <w:tab w:val="left" w:pos="3708"/>
+        </w:tabs>
+        <w:spacing w:line="240" w:lineRule="auto"/>
+        <w:jc w:val="both"/>
+        <w:rPr>
+          <w:rFonts w:hint="default" w:ascii="Times New Roman" w:hAnsi="Times New Roman" w:cs="Times New Roman"/>
+          <w:b/>
+          <w:sz w:val="24"/>
+          <w:szCs w:val="24"/>
+          <w:lang w:val="en-US"/>
+        </w:rPr>
+      </w:pPr>
+      <w:r>
+        <w:rPr>
+          <w:rFonts w:hint="default" w:ascii="Times New Roman" w:hAnsi="Times New Roman" w:cs="Times New Roman"/>
+          <w:b/>
+          <w:sz w:val="24"/>
+          <w:szCs w:val="24"/>
           <w:lang w:val="en-US"/>
         </w:rPr>
         <w:tab/>
@@ -2160,7 +2215,36 @@
           <w:b/>
           <w:sz w:val="24"/>
           <w:szCs w:val="24"/>
-          <w:shd w:val="clear" w:fill="auto"/>
+          <w:lang w:val="en-US"/>
+        </w:rPr>
+        <w:t>${reviewBonus}</w:t>
+      </w:r>
+    </w:p>
+    <w:p>
+      <w:pPr>
+        <w:tabs>
+          <w:tab w:val="left" w:pos="708"/>
+          <w:tab w:val="left" w:pos="1416"/>
+          <w:tab w:val="left" w:pos="2124"/>
+          <w:tab w:val="left" w:pos="2748"/>
+          <w:tab w:val="left" w:pos="3708"/>
+        </w:tabs>
+        <w:spacing w:line="240" w:lineRule="auto"/>
+        <w:jc w:val="both"/>
+        <w:rPr>
+          <w:rFonts w:hint="default" w:ascii="Times New Roman" w:hAnsi="Times New Roman" w:cs="Times New Roman"/>
+          <w:b/>
+          <w:sz w:val="24"/>
+          <w:szCs w:val="24"/>
+          <w:lang w:val="en-US"/>
+        </w:rPr>
+      </w:pPr>
+      <w:r>
+        <w:rPr>
+          <w:rFonts w:hint="default" w:ascii="Times New Roman" w:hAnsi="Times New Roman" w:cs="Times New Roman"/>
+          <w:b/>
+          <w:sz w:val="24"/>
+          <w:szCs w:val="24"/>
           <w:lang w:val="en-US"/>
         </w:rPr>
         <w:tab/>
@@ -2171,10 +2255,78 @@
           <w:b/>
           <w:sz w:val="24"/>
           <w:szCs w:val="24"/>
-          <w:shd w:val="clear" w:fill="auto"/>
-          <w:lang w:val="en-US"/>
-        </w:rPr>
-        <w:t>${line_review_bonus_value}</w:t>
+          <w:lang w:val="en-US"/>
+        </w:rPr>
+        <w:t xml:space="preserve">${key} </w:t>
+      </w:r>
+      <w:r>
+        <w:rPr>
+          <w:rFonts w:hint="default" w:ascii="Times New Roman" w:hAnsi="Times New Roman" w:cs="Times New Roman"/>
+          <w:b/>
+          <w:sz w:val="24"/>
+          <w:szCs w:val="24"/>
+          <w:lang w:val="en-US"/>
+        </w:rPr>
+        <w:tab/>
+      </w:r>
+      <w:r>
+        <w:rPr>
+          <w:rFonts w:hint="default" w:ascii="Times New Roman" w:hAnsi="Times New Roman" w:cs="Times New Roman"/>
+          <w:b/>
+          <w:sz w:val="24"/>
+          <w:szCs w:val="24"/>
+          <w:lang w:val="en-US"/>
+        </w:rPr>
+        <w:tab/>
+      </w:r>
+      <w:r>
+        <w:rPr>
+          <w:rFonts w:hint="default" w:ascii="Times New Roman" w:hAnsi="Times New Roman" w:cs="Times New Roman"/>
+          <w:b/>
+          <w:sz w:val="24"/>
+          <w:szCs w:val="24"/>
+          <w:lang w:val="en-US"/>
+        </w:rPr>
+        <w:t>: ${value}</w:t>
+      </w:r>
+    </w:p>
+    <w:p>
+      <w:pPr>
+        <w:tabs>
+          <w:tab w:val="left" w:pos="708"/>
+          <w:tab w:val="left" w:pos="1416"/>
+          <w:tab w:val="left" w:pos="2124"/>
+          <w:tab w:val="left" w:pos="2748"/>
+          <w:tab w:val="left" w:pos="3708"/>
+        </w:tabs>
+        <w:spacing w:line="240" w:lineRule="auto"/>
+        <w:rPr>
+          <w:rFonts w:hint="default" w:ascii="Times New Roman" w:hAnsi="Times New Roman" w:cs="Times New Roman"/>
+          <w:b/>
+          <w:sz w:val="24"/>
+          <w:szCs w:val="24"/>
+          <w:lang w:val="en-US"/>
+        </w:rPr>
+      </w:pPr>
+      <w:r>
+        <w:rPr>
+          <w:rFonts w:hint="default" w:ascii="Times New Roman" w:hAnsi="Times New Roman" w:cs="Times New Roman"/>
+          <w:b/>
+          <w:sz w:val="24"/>
+          <w:szCs w:val="24"/>
+          <w:lang w:val="en-US"/>
+        </w:rPr>
+        <w:tab/>
+      </w:r>
+      <w:r>
+        <w:rPr>
+          <w:rFonts w:hint="default" w:ascii="Times New Roman" w:hAnsi="Times New Roman" w:cs="Times New Roman"/>
+          <w:b/>
+          <w:sz w:val="24"/>
+          <w:szCs w:val="24"/>
+          <w:lang w:val="en-US"/>
+        </w:rPr>
+        <w:t>${/reviewBonus}</w:t>
       </w:r>
     </w:p>
     <w:p>

--- a/document_templates/Contracts-deferral/individual_business/with_pledge/contract_individual_business_with_pledge.docx
+++ b/document_templates/Contracts-deferral/individual_business/with_pledge/contract_individual_business_with_pledge.docx
@@ -98,7 +98,25 @@
           <w:szCs w:val="24"/>
           <w:highlight w:val="none"/>
         </w:rPr>
-        <w:t>, Société Anonyme avec Conseil d’Administration au capital de  500.000.000 FCFA, immatriculée au Registre du Commerce et du Crédit Mobilier du TOGO, sous le numéro initial TOGO-LOME TG-LOM 2018 B2536, Agrément Numéro 36 et inscrite sur la liste de l’APSFD sous le numéro T/1/GFLM/2019/257A, dont le siège social est situé à LOME (TOGO</w:t>
+        <w:t xml:space="preserve">, Société Anonyme avec Conseil d’Administration au capital de  500.000.000 FCFA, immatriculée au Registre du Commerce et du Crédit Mobilier du TOGO, sous le numéro initial </w:t>
+      </w:r>
+      <w:r>
+        <w:rPr>
+          <w:rFonts w:hint="default" w:ascii="Times New Roman" w:hAnsi="Times New Roman" w:cs="Times New Roman"/>
+          <w:color w:val="000000"/>
+          <w:sz w:val="24"/>
+          <w:szCs w:val="24"/>
+        </w:rPr>
+        <w:t>TG-LFW-01-2022-44-0713, Agrément Numéro 36/MF/SG/CAS-IMEC et inscrite sur la liste de l’APSFD sous le numéro T/1/GFLM/2019/257A</w:t>
+      </w:r>
+      <w:r>
+        <w:rPr>
+          <w:rFonts w:hint="default" w:ascii="Times New Roman" w:hAnsi="Times New Roman" w:cs="Times New Roman"/>
+          <w:sz w:val="24"/>
+          <w:szCs w:val="24"/>
+          <w:highlight w:val="none"/>
+        </w:rPr>
+        <w:t>, dont le siège social est situé à LOME (TOGO</w:t>
       </w:r>
       <w:bookmarkStart w:id="0" w:name="_Hlk66259236"/>
       <w:r>
@@ -188,7 +206,20 @@
           <w:szCs w:val="24"/>
           <w:highlight w:val="none"/>
         </w:rPr>
-        <w:t xml:space="preserve">, en sa qualité de Directeur Général, dûment habilité, et par délégation de pouvoir à </w:t>
+        <w:t>, en</w:t>
+      </w:r>
+      <w:bookmarkStart w:id="6" w:name="_GoBack"/>
+      <w:bookmarkEnd w:id="6"/>
+      <w:r>
+        <w:rPr>
+          <w:rFonts w:hint="default" w:ascii="Times New Roman" w:hAnsi="Times New Roman" w:cs="Times New Roman"/>
+          <w:bCs/>
+          <w:iCs/>
+          <w:sz w:val="24"/>
+          <w:szCs w:val="24"/>
+          <w:highlight w:val="none"/>
+        </w:rPr>
+        <w:t xml:space="preserve"> sa qualité de Directeur Général, dûment habilité, et par délégation de pouvoir à </w:t>
       </w:r>
       <w:r>
         <w:rPr>
@@ -1938,19 +1969,7 @@
           <w:szCs w:val="24"/>
           <w:lang w:val="en-US"/>
         </w:rPr>
-        <w:t xml:space="preserve">: </w:t>
-      </w:r>
-      <w:bookmarkStart w:id="6" w:name="_GoBack"/>
-      <w:bookmarkEnd w:id="6"/>
-      <w:r>
-        <w:rPr>
-          <w:rFonts w:hint="default" w:ascii="Times New Roman" w:hAnsi="Times New Roman" w:cs="Times New Roman"/>
-          <w:b/>
-          <w:sz w:val="24"/>
-          <w:szCs w:val="24"/>
-          <w:lang w:val="en-US"/>
-        </w:rPr>
-        <w:t>${value}</w:t>
+        <w:t>: ${value}</w:t>
       </w:r>
     </w:p>
     <w:p>

--- a/document_templates/Contracts-deferral/individual_business/with_pledge/contract_individual_business_with_pledge.docx
+++ b/document_templates/Contracts-deferral/individual_business/with_pledge/contract_individual_business_with_pledge.docx
@@ -98,7 +98,7 @@
           <w:szCs w:val="24"/>
           <w:highlight w:val="none"/>
         </w:rPr>
-        <w:t xml:space="preserve">, Société Anonyme avec Conseil d’Administration au capital de  500.000.000 FCFA, immatriculée au Registre du Commerce et du Crédit Mobilier du TOGO, sous le numéro initial </w:t>
+        <w:t xml:space="preserve">, Société Anonyme avec Conseil d’Administration au capital de  1 500 000 000 FCFA, immatriculée au Registre du Commerce et du Crédit Mobilier du TOGO, sous le numéro initial </w:t>
       </w:r>
       <w:r>
         <w:rPr>
@@ -107,7 +107,7 @@
           <w:sz w:val="24"/>
           <w:szCs w:val="24"/>
         </w:rPr>
-        <w:t>TG-LFW-01-2022-44-0713, Agrément Numéro 36/MF/SG/CAS-IMEC et inscrite sur la liste de l’APSFD sous le numéro T/1/GFLM/2019/257A</w:t>
+        <w:t>TG-LFW-01-2025-M-12369, Agrément Numéro 36/MF/SG/CAS-IMEC et inscrite sur la liste de l’APSFD sous le numéro T/1/GFLM/2019/257A</w:t>
       </w:r>
       <w:r>
         <w:rPr>
@@ -195,8 +195,10 @@
           <w:szCs w:val="24"/>
           <w:highlight w:val="none"/>
         </w:rPr>
-        <w:t>Pascal KOVE</w:t>
-      </w:r>
+        <w:t>Kossi Mawuli KOVE</w:t>
+      </w:r>
+      <w:bookmarkStart w:id="6" w:name="_GoBack"/>
+      <w:bookmarkEnd w:id="6"/>
       <w:r>
         <w:rPr>
           <w:rFonts w:hint="default" w:ascii="Times New Roman" w:hAnsi="Times New Roman" w:cs="Times New Roman"/>
@@ -206,20 +208,7 @@
           <w:szCs w:val="24"/>
           <w:highlight w:val="none"/>
         </w:rPr>
-        <w:t>, en</w:t>
-      </w:r>
-      <w:bookmarkStart w:id="6" w:name="_GoBack"/>
-      <w:bookmarkEnd w:id="6"/>
-      <w:r>
-        <w:rPr>
-          <w:rFonts w:hint="default" w:ascii="Times New Roman" w:hAnsi="Times New Roman" w:cs="Times New Roman"/>
-          <w:bCs/>
-          <w:iCs/>
-          <w:sz w:val="24"/>
-          <w:szCs w:val="24"/>
-          <w:highlight w:val="none"/>
-        </w:rPr>
-        <w:t xml:space="preserve"> sa qualité de Directeur Général, dûment habilité, et par délégation de pouvoir à </w:t>
+        <w:t xml:space="preserve">, en sa qualité de Directeur Général, dûment habilité, et par délégation de pouvoir à </w:t>
       </w:r>
       <w:r>
         <w:rPr>

--- a/document_templates/Contracts-deferral/individual_business/with_pledge/contract_individual_business_with_pledge.docx
+++ b/document_templates/Contracts-deferral/individual_business/with_pledge/contract_individual_business_with_pledge.docx
@@ -197,8 +197,6 @@
         </w:rPr>
         <w:t>Kossi Mawuli KOVE</w:t>
       </w:r>
-      <w:bookmarkStart w:id="6" w:name="_GoBack"/>
-      <w:bookmarkEnd w:id="6"/>
       <w:r>
         <w:rPr>
           <w:rFonts w:hint="default" w:ascii="Times New Roman" w:hAnsi="Times New Roman" w:cs="Times New Roman"/>
@@ -450,7 +448,28 @@
           <w:szCs w:val="24"/>
           <w:highlight w:val="none"/>
         </w:rPr>
-        <w:t>}, de nationalité ${representative_nationality} domicilié à ${representative_home_address} et titulaire d’un(e) ${representative_type_of_identity_document} ${representative_number_of_identity_document} délivrée le ${representative_date_of_issue_of_identity_document</w:t>
+        <w:t>}, de nationalité ${representative_nationality} domicilié à ${representative_home_address} et titulaire d’un(e) ${representative_type_of_identity_document} ${representative_number_of_identity_document}</w:t>
+      </w:r>
+      <w:r>
+        <w:rPr>
+          <w:rFonts w:hint="default" w:cs="Times New Roman"/>
+          <w:sz w:val="24"/>
+          <w:szCs w:val="24"/>
+          <w:highlight w:val="none"/>
+          <w:lang w:val="fr-FR"/>
+        </w:rPr>
+        <w:t xml:space="preserve"> </w:t>
+      </w:r>
+      <w:bookmarkStart w:id="6" w:name="_GoBack"/>
+      <w:bookmarkEnd w:id="6"/>
+      <w:r>
+        <w:rPr>
+          <w:rFonts w:hint="default" w:ascii="Times New Roman" w:hAnsi="Times New Roman" w:cs="Times New Roman"/>
+          <w:sz w:val="24"/>
+          <w:szCs w:val="24"/>
+          <w:highlight w:val="none"/>
+        </w:rPr>
+        <w:t>${representative_date_of_issue_of_identity_document</w:t>
       </w:r>
       <w:r>
         <w:rPr>
